--- a/docs/Ofori_Prince_Chapter1_and_Chapter2.docx
+++ b/docs/Ofori_Prince_Chapter1_and_Chapter2.docx
@@ -64,8 +64,6 @@
       </w:pPr>
       <w:r>
         <w:t xml:space="preserve">Within university populations in the region, the picture is similarly mixed. Studies of West African students have found moderate levels of cybersecurity awareness with significant gaps in phishing recognition, password security and data privacy (Education and Information Technologies, 2024; IJISRT, 2025). A study of students in Enugu </w:t>
-      </w:r>
-      <w:r>
         <w:lastRenderedPageBreak/>
         <w:t>State, Nigeria, representing the closest published equivalent to the Ghanaian context, found that students relied heavily on technology for academic and personal activities while remaining substantially under-prepared to protect themselves online (IJISRT, 2025). The United Nations Development Programme launched a regional cybersecurity training programme for young people across West and Central Africa in 2025, attracting over 20,000 applications from 24 countries, with Ghana producing 1,704 applicants, confirming that the demand for cybersecurity capacity far exceeds what current educational provision delivers (UNDP, 2025).</w:t>
       </w:r>
@@ -86,8 +84,6 @@
       </w:pPr>
       <w:r>
         <w:t xml:space="preserve">Machine learning, and XGBoost (Chen &amp; Guestrin, 2016) in particular, has become a leading approach for this kind of prediction on structured tabular data. When paired with SHapley Additive Explanations (Lundberg &amp; Lee, 2017), it produces both accurate predictions and interpretable feature rankings, answering not only which students are at risk but which constructs drive that risk. Recent educational applications confirm this combination. Choi, Choi, Lam and Mendes (2026) integrated an optimised XGBoost classifier with SHAP on a major learning analytics dataset, generating individualised reports for students. Academic achievement and dropout studies in higher education have similarly demonstrated that interpretable gradient boosted models can support timely intervention (PLOS ONE, 2024; Emerging Science Journal, 2025). The present study applies this approach specifically to cybersecurity behavioural readiness, adapting </w:t>
-      </w:r>
-      <w:r>
         <w:lastRenderedPageBreak/>
         <w:t>it to the KAB framework and adding a theoretically derived cost sensitive weighting that has not previously been applied in this context.</w:t>
       </w:r>
@@ -128,8 +124,6 @@
       </w:pPr>
       <w:r>
         <w:t xml:space="preserve">The third problem is data quality. Recent research has shown that online and incentivised surveys are increasingly vulnerable to duplicate and fraudulent responses that can severely distort machine learning results. When duplicate rows are present in a dataset used for model training, tree based classifiers can memorise them rather than </w:t>
-      </w:r>
-      <w:r>
         <w:lastRenderedPageBreak/>
         <w:t>learning the underlying pattern, producing performance figures that collapse once the data are cleaned (Frontiers in Research Metrics and Analytics, 2024; Gordon, Fujinaga-Gordon, &amp; Sherwin, 2024). The primary dataset used in the present study was collected on printed questionnaires and entered digitally, and an examination of the raw export revealed a substantial proportion of exact duplicate response patterns. These were identified and removed before modelling, but the process and its consequences must be reported transparently, both to protect the validity of the results and to contribute to the growing literature on data quality in survey based research.</w:t>
       </w:r>
@@ -212,8 +206,6 @@
       </w:pPr>
       <w:r>
         <w:t xml:space="preserve">1. Does the Knowledge-Attitude asymmetry weighting in KAB-XGBoost-WCE produce a statistically significant improvement in macro F1 over an unweighted </w:t>
-      </w:r>
-      <w:r>
         <w:lastRenderedPageBreak/>
         <w:t>baseline XGBoost and over a stock class-weighted XGBoost on the de-duplicated KNUST dataset?</w:t>
       </w:r>
@@ -285,8 +277,6 @@
       </w:pPr>
       <w:r>
         <w:t xml:space="preserve">The study is bounded in three ways. Geographically, the primary data come from one department, Supply Chain Management, at one university, KNUST, in Ghana. This scope was chosen deliberately to ensure that the model is trained on a coherent </w:t>
-      </w:r>
-      <w:r>
         <w:lastRenderedPageBreak/>
         <w:t>institutional population rather than a heterogeneous aggregate, but it means the fitted model is specific to that population and cannot be assumed to generalise without retraining. The external Alzubaidi (2021) dataset is used only as a structurally distinct stress test to probe whether the weighting mechanism behaves sensibly on a different population; it is not treated as an independent replication, and no cross-population performance claim is made. Methodologically, the study uses self reported questionnaire data and therefore targets self reported behavioural readiness rather than directly observed behaviour. No claim is made about the model's ability to predict actual security incidents.</w:t>
       </w:r>
@@ -501,8 +491,6 @@
       </w:pPr>
       <w:r>
         <w:t xml:space="preserve">University students represent a population of particular interest to cybersecurity awareness researchers because they combine high digital usage with limited formal security training, significant financial activity through mobile money and e-banking, and social media habits that create broad attack surfaces for phishing and social engineering. Recent work has characterised their readiness in several complementary ways, consistently finding that neither knowledge levels nor attitude alone is sufficient </w:t>
-      </w:r>
-      <w:r>
         <w:lastRenderedPageBreak/>
         <w:t>to explain behaviour, and that the relationship between constructs is more complex than a simple additive model would suggest.</w:t>
       </w:r>
@@ -532,8 +520,6 @@
       </w:pPr>
       <w:r>
         <w:t xml:space="preserve">A cybersecurity resilience gap study (arXiv, 2024) introduced a useful framing for the kind of within-individual inconsistency the KAB model captures. Examining student attitudes and behaviours in higher education settings, the study documented a pattern in which students expressed confidence in their ability to manage cyber risk while </w:t>
-      </w:r>
-      <w:r>
         <w:lastRenderedPageBreak/>
         <w:t>simultaneously exhibiting measurable vulnerability in their actual practices, particularly around phishing recognition. This confident but vulnerable profile is precisely the population segment that a Knowledge-Attitude asymmetry weighting function is designed to flag: a high knowledge score combined with a low attitude score should, under the KAB theoretical model, predict fragile behaviour, and the weighting function increases the cost of misclassifying such students during training.</w:t>
       </w:r>
@@ -577,8 +563,6 @@
       </w:pPr>
       <w:r>
         <w:t xml:space="preserve">A dropout prediction study of MENA STEM students at a UAE university applied XGBoost with SHAP and found that withdrawn semesters, probation history and second term performance were the strongest predictors, with SHAP summary plots clearly revealing not just which features mattered but in which direction and for which students they pushed the prediction (Emerging Science Journal, 2025). This study is directly relevant to the present work because it demonstrates that the XGBoost-SHAP pipeline can be operationalised in an institution serving a population comparable to KNUST in its development context and student demographic profile. The OULAD </w:t>
-      </w:r>
-      <w:r>
         <w:lastRenderedPageBreak/>
         <w:t>study by Choi, Choi, Lam and Mendes (2026) went further by not only predicting performance but generating individualised feedback reports from SHAP explanations, showing that the interpretability output of the pipeline can be directly actionable at the student level rather than only informative at the population level.</w:t>
       </w:r>
@@ -702,8 +686,6 @@
       </w:pPr>
       <w:r>
         <w:t xml:space="preserve">A practical introduction to SHAP for interpreting XGBoost classification models applied to health data highlighted precisely this dual capacity and argued that SHAP is increasingly expected by clinicians, policymakers and journal reviewers as a minimum standard of interpretability for applied gradient boosting models (Subianto, 2025). The phishing detection and network security literature has similarly adopted SHAP as a standard complement to XGBoost, using it to confirm that the most discriminative features align with domain knowledge and to build trust in model outputs among practitioners (Kytidou et al., 2025; XGBoost-based IDS for IoT, 2026). The present study follows this practice, using SHAP to test the theoretical prediction of the KAB </w:t>
-      </w:r>
-      <w:r>
         <w:lastRenderedPageBreak/>
         <w:t>framework that Knowledge and Attitude aggregates should rank as the most influential features, and reporting both global rankings and the directional interpretation.</w:t>
       </w:r>
@@ -755,8 +737,6 @@
       </w:pPr>
       <w:r>
         <w:t xml:space="preserve">Class imbalance, the condition in which one class is substantially less frequent than the other, has been extensively studied in machine learning because standard classifiers optimise for overall accuracy, which is dominated by the majority class. The effects are most acute in security related classification tasks, where the minority class, an attack, a fraudulent transaction, or a low readiness student, is simultaneously the class of greatest </w:t>
-      </w:r>
-      <w:r>
         <w:lastRenderedPageBreak/>
         <w:t>practical interest and the hardest to classify correctly under a standard training objective. The established remedies fall into two families: data level approaches that resample or synthesise minority class instances, and algorithm level approaches that modify the loss function or introduce asymmetric misclassification costs. Cost sensitive learning belongs to the second family and is generally preferred for structured tabular data because it does not distort the empirical distribution of the training set.</w:t>
       </w:r>
@@ -777,8 +757,6 @@
       </w:pPr>
       <w:r>
         <w:t xml:space="preserve">The hybrid XGBoost models for intrusion detection that have appeared recently, combining cost sensitive weighting with transformer architectures or variational autoencoders, confirm that algorithm level cost sensitivity can be effectively engineered on top of XGBoost while retaining its interpretability advantages (Zhou, Zhu, &amp; Cheng, 2026; XGBoost-IDS for IoT, 2026). Comparative studies have found that the optimal balance between data level and algorithm level approaches depends on the feature selection method and the specific dataset structure, underlining that no single remedy dominates across all contexts and that empirical ablation is necessary to attribute performance gains correctly (Springer LNCS, 2025). This finding directly motivates the four arm ablation design in the present study, which isolates the contribution of depth </w:t>
-      </w:r>
-      <w:r>
         <w:lastRenderedPageBreak/>
         <w:t>tuning from the contribution of the KAB weighting so that the two sources of gain are not confounded.</w:t>
       </w:r>
@@ -870,8 +848,6 @@
       </w:pPr>
       <w:r>
         <w:t xml:space="preserve">A systematic analysis of thirty one fraud detection strategies applied to online surveys found that a large proportion of openly distributed responses were verifiably fraudulent, and proposed precision and recall based scoring to evaluate individual detection indicators (Frontiers in Research Metrics and Analytics, 2024). An MTurk sample study found that an estimated 65 to 84 percent of compensation seeking responses were fraudulent, with survey re-entry, duplicate demographic data and similar open ended responses as the leading signatures, and that several commonly recommended best practices, including screening questions and system qualification requirements, were individually insufficient to prevent the contamination (International Journal of Social Research Methodology, 2025). A comprehensive tutorial for researchers treated every response as potentially fraudulent until screened, and recommended layered detection </w:t>
-      </w:r>
-      <w:r>
         <w:lastRenderedPageBreak/>
         <w:t>combining multiple indicators because no single check was robust alone (PubMed, 2025). The impact is most severe in small or specific target populations, where even a modest number of fraudulent or duplicated entries represents a large proportion of the sample and disproportionately distorts results (Gordon, Fujinaga-Gordon, &amp; Sherwin, 2024).</w:t>
       </w:r>
@@ -914,7 +890,7 @@
         <w:jc w:val="both"/>
       </w:pPr>
       <w:r>
-        <w:t>Table 2.1 presents a structured comparison of the twenty most closely related published studies, selected to represent each of the major thematic areas covered in this chapter. The studies are drawn predominantly from 2024 to 2026 in line with the recency criterion for this review. The comparison evaluates each study against five dimensions: the construct being measured or predicted, the method employed, the context, what the study contributes, and the gap that the present study fills.</w:t>
+        <w:t>Table 2.1 presents a structured comparison of the twenty most closely related published studies, selected to represent each of the major thematic areas covered in this chapter. The studies are drawn predominantly from 2024 to 2026 . The comparison evaluates each study against five dimensions: the construct being measured or predicted, the method employed, the context, what the study contributes, and the gap that the present study fills.</w:t>
       </w:r>
     </w:p>
     <w:p>
@@ -1706,11 +1682,6 @@
                 <w:sz w:val="18"/>
               </w:rPr>
               <w:t xml:space="preserve">Transformer + XGBoost, cost </w:t>
-            </w:r>
-            <w:r>
-              <w:rPr>
-                <w:sz w:val="18"/>
-              </w:rPr>
               <w:lastRenderedPageBreak/>
               <w:t>weighting</w:t>
             </w:r>
@@ -1740,11 +1711,6 @@
                 <w:sz w:val="18"/>
               </w:rPr>
               <w:t xml:space="preserve">Inverse-frequency weighting; not </w:t>
-            </w:r>
-            <w:r>
-              <w:rPr>
-                <w:sz w:val="18"/>
-              </w:rPr>
               <w:lastRenderedPageBreak/>
               <w:t>theory-derived</w:t>
             </w:r>
@@ -2448,11 +2414,6 @@
                 <w:sz w:val="18"/>
               </w:rPr>
               <w:t xml:space="preserve">Population level insight; no institutional </w:t>
-            </w:r>
-            <w:r>
-              <w:rPr>
-                <w:sz w:val="18"/>
-              </w:rPr>
               <w:lastRenderedPageBreak/>
               <w:t>prediction</w:t>
             </w:r>
@@ -3211,8 +3172,6 @@
       </w:pPr>
       <w:r>
         <w:t xml:space="preserve">The literature reviewed across Sections 2.1 to 2.7 supports the following synthesis. Cybersecurity awareness among university students is a well documented but incompletely addressed problem. The KAB framework provides a psychometrically grounded structure for measurement, and the knowing-doing gap between knowledge and behaviour is one of the most consistent empirical findings in the field. Machine learning, specifically XGBoost with SHAP, is a mature and reliable approach to prediction and interpretation on structured educational data, but has not been applied to KAB structured cybersecurity readiness. Cost sensitive learning, including per instance weighting, has proven effective in network </w:t>
-      </w:r>
-      <w:r>
         <w:lastRenderedPageBreak/>
         <w:t>security but has not been grounded in psychometric theory or applied to survey based behavioural classification. Survey data quality is a growing concern that has potentially severe consequences for tree based machine learning models, but the machine learning literature has not adequately integrated it. Taken together, these four observations define the space the present study occupies and the contribution it makes.</w:t>
       </w:r>
@@ -3256,8 +3215,6 @@
       </w:pPr>
       <w:r>
         <w:t xml:space="preserve">Protection Motivation Theory (Rogers, 1975) distinguishes between threat appraisal, a person's assessment of the severity and likelihood of a threat, and coping appraisal, their assessment of their own ability to respond effectively. The Knowledge items in the KNUST instrument assess threat recognition and coping knowledge, while the Attitude items assess evaluative stances toward protective practices. Together the two constructs map onto the two appraisal components of PMT, and their divergence has a clear theoretical interpretation: a student who recognises threats but does not value protective practices is high on threat appraisal but low on coping motivation, a combination that PMT predicts will produce avoidance rather than protection. Jamil, Zia, Nayeem, Whitty and D'Alessandro (2025) applied PMT to micro business owners' security behaviour and found that coping appraisal, particularly self efficacy and response efficacy, was more strongly </w:t>
-      </w:r>
-      <w:r>
         <w:lastRenderedPageBreak/>
         <w:t>associated with protective behaviour than threat severity alone, supporting the view that motivational alignment, rather than knowledge alone, is the proximate driver of secure action.</w:t>
       </w:r>
@@ -3389,8 +3346,6 @@
       </w:pPr>
       <w:r>
         <w:t xml:space="preserve">This chapter has reviewed the literature on cybersecurity awareness and its evolution, the concept of behavioural readiness in students, machine learning and SHAP explainability for prediction, student engagement and outcomes, cost sensitive and instance level learning, learning analytics data quality and survey integrity, and the theoretical frameworks grounding the study. It has presented a structured comparative review of twenty closely related studies published predominantly between 2024 and 2026, documenting in each case what the study contributes and the gap it leaves that the present study addresses. The </w:t>
-      </w:r>
-      <w:r>
         <w:lastRenderedPageBreak/>
         <w:t>chapter has shown that while each component of the proposed pipeline is individually well established in recent literature, no prior study combines a validated KAB instrument, a Knowledge-Attitude asymmetry weighting function, XGBoost with SHAP explainability, and a transparent duplicate de-duplication procedure within a single pipeline applied to a Ghanaian higher education population. This combination, together with the honest reporting of a null-to-negative primary result, constitutes the specific contribution of the study. The theoretical grounding in the Theory of Planned Behaviour and Protection Motivation Theory, and the three layer measurement, prediction and explanation conceptual framework, will be operationalised in the methodology presented in the next chapter.</w:t>
       </w:r>
@@ -3419,7 +3374,7 @@
           <w:i/>
           <w:sz w:val="20"/>
         </w:rPr>
-        <w:t>All sources were verified against a live publisher, journal or repository record at the time of writing. Entries dated 2024 to 2026 are primary sources verified through current search results. Four foundational theory and method anchors (Ajzen 1991; Rogers 1975; Chen and Guestrin 2016; Lundberg and Lee 2017) are included as unavoidable origin citations for the frameworks and algorithms used.</w:t>
+        <w:t/>
       </w:r>
     </w:p>
     <w:p>

--- a/docs/Ofori_Prince_Chapter1_and_Chapter2.docx
+++ b/docs/Ofori_Prince_Chapter1_and_Chapter2.docx
@@ -65,7 +65,7 @@
       <w:r>
         <w:t xml:space="preserve">Within university populations in the region, the picture is similarly mixed. Studies of West African students have found moderate levels of cybersecurity awareness with significant gaps in phishing recognition, password security and data privacy (Education and Information Technologies, 2024; IJISRT, 2025). A study of students in Enugu </w:t>
         <w:lastRenderedPageBreak/>
-        <w:t>State, Nigeria, representing the closest published equivalent to the Ghanaian context, found that students relied heavily on technology for academic and personal activities while remaining substantially under-prepared to protect themselves online (IJISRT, 2025). The United Nations Development Programme launched a regional cybersecurity training programme for young people across West and Central Africa in 2025, attracting over 20,000 applications from 24 countries, with Ghana producing 1,704 applicants, confirming that the demand for cybersecurity capacity far exceeds what current educational provision delivers (UNDP, 2025).</w:t>
+        <w:t>State, Nigeria, representing the closest published equivalent to the Ghanaian context, found that students relied heavily on technology for academic and personal activities while remaining substantially under-prepared to protect themselves online (IJISRT, 2025).</w:t>
       </w:r>
     </w:p>
     <w:p>
@@ -114,7 +114,7 @@
         <w:jc w:val="both"/>
       </w:pPr>
       <w:r>
-        <w:t>The second problem is methodological. Cost sensitive machine learning has been applied extensively to network intrusion detection, where it addresses the imbalance between benign and attack traffic. Recent work has shown that per instance weighting, rather than uniform class weighting, can substantially improve minority class detection (Zenodo, 2026; Electronics, 2026). However, this principle has not been extended to psychometric survey data where the natural basis for per instance weighting is not traffic density but the divergence between a student's Knowledge and Attitude scores. A student who knows what phishing looks like but is not attitudinally committed to acting on that knowledge represents a theoretically distinct kind of risk from one who is poorly informed. The Theory of Planned Behaviour (Ajzen, 1991) and Protection Motivation Theory (Rogers, 1975) both predict that attitude mediates the effect of knowledge on behaviour, so the gap between them is not noise but signal. No prior study has constructed a gradient boosted classifier that exploits this signal through per instance weighting.</w:t>
+        <w:t>The second problem is methodological. Cost sensitive machine learning has been applied extensively to network intrusion detection, where it addresses the imbalance between benign and attack traffic. Recent work has shown that per instance weighting, rather than uniform class weighting, can substantially improve minority class detection (Zenodo, 2026; Electronics, 2026). However, this principle has not been extended to psychometric survey data where the natural basis for per instance weighting is not traffic density but the divergence between a student's Knowledge and Attitude scores. A student who knows what phishing looks like but is not attitudinally committed to acting on that knowledge represents a theoretically distinct kind of risk from one who is poorly informed. </w:t>
       </w:r>
     </w:p>
     <w:p>
@@ -252,15 +252,6 @@
     </w:p>
     <w:p>
       <w:pPr>
-        <w:spacing w:after="240" w:line="360" w:lineRule="auto"/>
-        <w:jc w:val="both"/>
-      </w:pPr>
-      <w:r>
-        <w:t>For the cybersecurity awareness research community, the study extends the KAB framework from its current descriptive role into prediction, demonstrating that the knowledge-attitude asymmetry, long recognised as theoretically significant, can be operationalised as a machine learning weighting function. For the cost sensitive learning literature, the study contributes an example of instance level weighting derived from psychometric theory rather than from class frequency or data density, extending the principle established in network intrusion detection (Electronics, 2026; Zenodo, 2026) to a new domain. For the research practice literature, it provides a transparent account of survey data contamination and its consequences, contributing a documented case study to the growing body of work on online survey integrity (Frontiers in Research Metrics and Analytics, 2024; JMIR, 2026).</w:t>
-      </w:r>
-    </w:p>
-    <w:p>
-      <w:pPr>
         <w:spacing w:before="320" w:after="160"/>
       </w:pPr>
       <w:r>
@@ -310,15 +301,6 @@
           <w:b/>
         </w:rPr>
         <w:t>1.8 Organisation of the Study</w:t>
-      </w:r>
-    </w:p>
-    <w:p>
-      <w:pPr>
-        <w:spacing w:after="240" w:line="360" w:lineRule="auto"/>
-        <w:jc w:val="both"/>
-      </w:pPr>
-      <w:r>
-        <w:t>This thesis is structured in five chapters. Chapter One has introduced the study, stating the background, problem, objectives, research questions, significance, scope, and limitations. Chapter Two reviews the literature on cybersecurity awareness, the Knowledge, Attitude and Behaviour framework, machine learning for prediction, cost sensitive learning, and survey data quality, and presents the theoretical and conceptual frameworks. Chapter Three describes the research methodology, including data sources, preprocessing and de-duplication, feature and label construction, the proposed model, the comparators, and the evaluation protocol. Chapter Four presents and analyses the empirical results for both datasets. Chapter Five summarises the findings, draws conclusions, states the contributions, and offers recommendations for future research.</w:t>
       </w:r>
     </w:p>
     <w:p>
@@ -392,25 +374,6 @@
       </w:pPr>
       <w:r>
         <w:t>Cybersecurity awareness is now widely understood as a tripartite construct comprising what an individual knows about cyber threats, their evaluative and motivational stance toward protective action, and the protective practices they actually enact online. This framing has evolved significantly from earlier treatments that equated awareness with knowledge retention after training. The shift was driven by two convergent bodies of evidence: instrument development work that confirmed the knowledge-attitude-behaviour separation is psychometrically real, and large scale behavioural reporting that repeatedly documented the knowing-doing gap at population level. Understanding this evolution is essential for positioning the present study, which operationalises the gap between knowledge and attitude as a predictive weighting signal rather than merely observing it.</w:t>
-      </w:r>
-    </w:p>
-    <w:p>
-      <w:pPr>
-        <w:spacing w:after="240" w:line="360" w:lineRule="auto"/>
-        <w:jc w:val="both"/>
-      </w:pPr>
-      <w:r>
-        <w:t>The instrument development literature has clarified the internal structure of awareness in detail. Bognár and Bottyán (2024) constructed and validated a Personal Cybersecurity Awareness Scale for university students using exploratory factor analysis, confirmatory factor analysis and structural equation modelling, delineating several psychometrically distinct dimensions of security behaviour and demonstrating through a cross-cultural comparison that cultural and linguistic background significantly moderate behavioural patterns. Their finding that Hungarian speaking and English speaking students showed different factor score profiles underscores the importance of instrument validation within a specific target population rather than the uncritical adoption of instruments validated elsewhere. Adeshola and Oluwajana (2025) applied a similar KAB structured instrument across a large university student sample, confirming that knowledge gaps and attitudinal gaps do not necessarily coincide: a student may understand what phishing is without feeling personally motivated to use a password manager. Khan and colleagues (2025) extended this work by developing a multidimensional psychometric scale specifically designed to assess vulnerability rather than general awareness, further subdividing the construct and offering additional evidence that no single score can represent a student's entire security profile.</w:t>
-      </w:r>
-    </w:p>
-    <w:p>
-      <w:pPr>
-        <w:spacing w:after="240" w:line="360" w:lineRule="auto"/>
-        <w:jc w:val="both"/>
-      </w:pPr>
-      <w:r>
-        <w:lastRenderedPageBreak/>
-        <w:t>The gap between measured awareness and actual behaviour is equally well documented from the behavioural data side. The annual Oh, Behave! report for 2025 to 2026 surveyed thousands of internet users across multiple countries and found that the proportion rating their own knowledge as intermediate or advanced actually fell by eight percentage points compared to the previous year, while simultaneously documenting rising rates of weak password creation and declining use of unique passwords (CybSafe, 2025). This paradox, greater epistemic humility combined with worse behavioural outcomes, is precisely the kind of misalignment between the knowledge and behaviour constructs that the KAB framework would predict but that a single awareness score would obscure. The cybersecurity typology study of Baltuttis, Teubner and Adam (2024), which identified distinct behavioural archetypes among knowledge workers ranging from proactive defenders to passive risk takers, similarly demonstrated that aggregate awareness measures conceal practically important heterogeneity. Taken together, this body of work justifies treating the divergence between constructs, rather than any single construct score, as the primary signal of readiness fragility.</w:t>
       </w:r>
     </w:p>
     <w:p>
@@ -497,35 +460,6 @@
     </w:p>
     <w:p>
       <w:pPr>
-        <w:spacing w:after="240" w:line="360" w:lineRule="auto"/>
-        <w:jc w:val="both"/>
-      </w:pPr>
-      <w:r>
-        <w:t>A study of Gen Z university students in Bangladesh, a context comparable in its digital transition dynamics to Ghana, found through PLS-SEM modelling on a sample of 398 students that cybersecurity knowledge influenced awareness through the mediating channel of risk perception, but that social networking behaviour did not exhibit the same indirect pathway (Discover Education, 2025). This finding has two important implications. First, it means that increasing knowledge without also shaping risk perception may not produce the intended behaviour change. Second, it suggests that the relationship between knowledge and behaviour is heterogeneous across individuals in a way that a mediational model can characterise at the population level but a single individual's model fit may not capture. The typology work of Baltuttis, Teubner and Adam (2024) made a similar point from a clustering perspective, showing that knowledge workers sorted into coherent behavioural archetypes rather than lying on a single awareness continuum, and arguing that effective measures must be matched to the archetype rather than applied uniformly.</w:t>
-      </w:r>
-    </w:p>
-    <w:p>
-      <w:pPr>
-        <w:spacing w:after="240" w:line="360" w:lineRule="auto"/>
-        <w:jc w:val="both"/>
-      </w:pPr>
-      <w:r>
-        <w:t>Cram and D'Arcy (2026) raised a more fundamental conceptual challenge, questioning whether policy compliance, the most common outcome variable in security behaviour research, is even the right construct to predict. They argued that much of the variation in compliance behaviour is a function of task characteristics and organisational context rather than individual awareness, and called for more careful specification of what a behavioural readiness model is actually trying to achieve. This challenge is relevant to the present study, which uses a self reported behaviour subscale derived from the questionnaire as its prediction target. The study acknowledges this limitation directly: the model predicts self reported readiness, not observed compliance or actual victimisation, and its practical value lies in identifying relative differences within the student population that can prioritise intervention resources, rather than in producing absolute risk estimates.</w:t>
-      </w:r>
-    </w:p>
-    <w:p>
-      <w:pPr>
-        <w:spacing w:after="240" w:line="360" w:lineRule="auto"/>
-        <w:jc w:val="both"/>
-      </w:pPr>
-      <w:r>
-        <w:t xml:space="preserve">A cybersecurity resilience gap study (arXiv, 2024) introduced a useful framing for the kind of within-individual inconsistency the KAB model captures. Examining student attitudes and behaviours in higher education settings, the study documented a pattern in which students expressed confidence in their ability to manage cyber risk while </w:t>
-        <w:lastRenderedPageBreak/>
-        <w:t>simultaneously exhibiting measurable vulnerability in their actual practices, particularly around phishing recognition. This confident but vulnerable profile is precisely the population segment that a Knowledge-Attitude asymmetry weighting function is designed to flag: a high knowledge score combined with a low attitude score should, under the KAB theoretical model, predict fragile behaviour, and the weighting function increases the cost of misclassifying such students during training.</w:t>
-      </w:r>
-    </w:p>
-    <w:p>
-      <w:pPr>
         <w:spacing w:before="320" w:after="160"/>
       </w:pPr>
       <w:r>
@@ -558,17 +492,6 @@
     </w:p>
     <w:p>
       <w:pPr>
-        <w:spacing w:after="240" w:line="360" w:lineRule="auto"/>
-        <w:jc w:val="both"/>
-      </w:pPr>
-      <w:r>
-        <w:t xml:space="preserve">A dropout prediction study of MENA STEM students at a UAE university applied XGBoost with SHAP and found that withdrawn semesters, probation history and second term performance were the strongest predictors, with SHAP summary plots clearly revealing not just which features mattered but in which direction and for which students they pushed the prediction (Emerging Science Journal, 2025). This study is directly relevant to the present work because it demonstrates that the XGBoost-SHAP pipeline can be operationalised in an institution serving a population comparable to KNUST in its development context and student demographic profile. The OULAD </w:t>
-        <w:lastRenderedPageBreak/>
-        <w:t>study by Choi, Choi, Lam and Mendes (2026) went further by not only predicting performance but generating individualised feedback reports from SHAP explanations, showing that the interpretability output of the pipeline can be directly actionable at the student level rather than only informative at the population level.</w:t>
-      </w:r>
-    </w:p>
-    <w:p>
-      <w:pPr>
         <w:spacing w:before="240" w:after="120"/>
       </w:pPr>
       <w:r>
@@ -594,7 +517,7 @@
         <w:jc w:val="both"/>
       </w:pPr>
       <w:r>
-        <w:t>The breadth of recent confirmations of XGBoost's reliability across domains provides further justification for its selection. Im, Kim and Kim (2025) applied XGBoost with SHAP to predict heat related illness risk from meteorological data spanning four years, achieving an area under the receiver operating characteristic curve of 0.895 with mean daily temperature as the dominant SHAP contributor. An XGBoost model with SHAP explainability and a web based calculator was developed for predicting extrauterine growth restriction in preterm infants, validated on a separate clinical campus (medRxiv, 2026). A foodborne disease outbreak prediction study used XGBoost alongside Random Forest and Support Vector Machine comparators, demonstrating robustness under small sample constraints (PMC, 2025). While these applications are drawn from clinical and environmental domains, they collectively establish that XGBoost generalises reliably across heterogeneous tabular datasets, which supports its adoption as the base architecture for the KAB-XGBoost-WCE model.</w:t>
+        <w:t/>
       </w:r>
     </w:p>
     <w:p>
@@ -681,17 +604,6 @@
     </w:p>
     <w:p>
       <w:pPr>
-        <w:spacing w:after="240" w:line="360" w:lineRule="auto"/>
-        <w:jc w:val="both"/>
-      </w:pPr>
-      <w:r>
-        <w:t xml:space="preserve">A practical introduction to SHAP for interpreting XGBoost classification models applied to health data highlighted precisely this dual capacity and argued that SHAP is increasingly expected by clinicians, policymakers and journal reviewers as a minimum standard of interpretability for applied gradient boosting models (Subianto, 2025). The phishing detection and network security literature has similarly adopted SHAP as a standard complement to XGBoost, using it to confirm that the most discriminative features align with domain knowledge and to build trust in model outputs among practitioners (Kytidou et al., 2025; XGBoost-based IDS for IoT, 2026). The present study follows this practice, using SHAP to test the theoretical prediction of the KAB </w:t>
-        <w:lastRenderedPageBreak/>
-        <w:t>framework that Knowledge and Attitude aggregates should rank as the most influential features, and reporting both global rankings and the directional interpretation.</w:t>
-      </w:r>
-    </w:p>
-    <w:p>
-      <w:pPr>
         <w:spacing w:before="320" w:after="160"/>
       </w:pPr>
       <w:r>
@@ -712,15 +624,6 @@
     </w:p>
     <w:p>
       <w:pPr>
-        <w:spacing w:after="240" w:line="360" w:lineRule="auto"/>
-        <w:jc w:val="both"/>
-      </w:pPr>
-      <w:r>
-        <w:t>The application of predictive modelling to student engagement outcomes has grown substantially, with XGBoost models and ensemble tree methods consistently outperforming simpler classifiers across a variety of outcome definitions (Timalsina &amp; Shakya, 2025). What is less common is the use of a theoretically motivated per instance weighting function, as opposed to a class level weight or a resampling strategy, to adapt the learning process to the specific structure of the outcome's relationship with the predictors. The present study contributes this mechanism to the engagement and behaviour prediction literature, demonstrating through the four arm ablation design whether the theoretically motivated weighting adds predictive value beyond what is achievable through depth tuning alone.</w:t>
-      </w:r>
-    </w:p>
-    <w:p>
-      <w:pPr>
         <w:spacing w:before="320" w:after="160"/>
       </w:pPr>
       <w:r>
@@ -748,17 +651,6 @@
       </w:pPr>
       <w:r>
         <w:t>Two sub-types of cost sensitive learning are relevant to the present study. Class level weighting assigns a single elevated cost or weight to all instances of the minority class uniformly, regardless of their individual characteristics. This is the mechanism behind XGBoost's scale_pos_weight hyperparameter and behind most cost matrices in the intrusion detection literature. Instance level weighting, by contrast, assigns a cost or weight to each training example individually, based on some property of that specific example. Recent work on network intrusion detection has explored density based instance weighting, in which examples in sparse regions of the feature space receive elevated weights because they are harder to learn and more likely to be misclassified (Zenodo, 2026). Per class threshold optimisation is a related idea applied at inference rather than training time, assigning different decision thresholds to different classes to minimise an asymmetric cost function (Electronics, 2026). The present study contributes to the instance level weighting strand by deriving each Low readiness instance's weight not from its density or its class membership but from its own Knowledge-Attitude asymmetry score, a theoretically motivated signal that is specific to psychometric survey data.</w:t>
-      </w:r>
-    </w:p>
-    <w:p>
-      <w:pPr>
-        <w:spacing w:after="240" w:line="360" w:lineRule="auto"/>
-        <w:jc w:val="both"/>
-      </w:pPr>
-      <w:r>
-        <w:t xml:space="preserve">The hybrid XGBoost models for intrusion detection that have appeared recently, combining cost sensitive weighting with transformer architectures or variational autoencoders, confirm that algorithm level cost sensitivity can be effectively engineered on top of XGBoost while retaining its interpretability advantages (Zhou, Zhu, &amp; Cheng, 2026; XGBoost-IDS for IoT, 2026). Comparative studies have found that the optimal balance between data level and algorithm level approaches depends on the feature selection method and the specific dataset structure, underlining that no single remedy dominates across all contexts and that empirical ablation is necessary to attribute performance gains correctly (Springer LNCS, 2025). This finding directly motivates the four arm ablation design in the present study, which isolates the contribution of depth </w:t>
-        <w:lastRenderedPageBreak/>
-        <w:t>tuning from the contribution of the KAB weighting so that the two sources of gain are not confounded.</w:t>
       </w:r>
     </w:p>
     <w:p>
@@ -839,17 +731,6 @@
       </w:pPr>
       <w:r>
         <w:t>Learning analytics and educational machine learning depend critically on the quality of the data from which models are trained. In the present study the data source is a self administered questionnaire, and recent research has shown that this data collection mode is increasingly vulnerable to contamination through duplicate and fraudulent responses. The educational machine learning literature has been slower than clinical and social science research to engage with this threat, but the consequences are especially serious for tree based models, which can memorise repeated rows in the training set and produce performance metrics that do not survive data cleaning.</w:t>
-      </w:r>
-    </w:p>
-    <w:p>
-      <w:pPr>
-        <w:spacing w:after="240" w:line="360" w:lineRule="auto"/>
-        <w:jc w:val="both"/>
-      </w:pPr>
-      <w:r>
-        <w:t xml:space="preserve">A systematic analysis of thirty one fraud detection strategies applied to online surveys found that a large proportion of openly distributed responses were verifiably fraudulent, and proposed precision and recall based scoring to evaluate individual detection indicators (Frontiers in Research Metrics and Analytics, 2024). An MTurk sample study found that an estimated 65 to 84 percent of compensation seeking responses were fraudulent, with survey re-entry, duplicate demographic data and similar open ended responses as the leading signatures, and that several commonly recommended best practices, including screening questions and system qualification requirements, were individually insufficient to prevent the contamination (International Journal of Social Research Methodology, 2025). A comprehensive tutorial for researchers treated every response as potentially fraudulent until screened, and recommended layered detection </w:t>
-        <w:lastRenderedPageBreak/>
-        <w:t>combining multiple indicators because no single check was robust alone (PubMed, 2025). The impact is most severe in small or specific target populations, where even a modest number of fraudulent or duplicated entries represents a large proportion of the sample and disproportionately distorts results (Gordon, Fujinaga-Gordon, &amp; Sherwin, 2024).</w:t>
       </w:r>
     </w:p>
     <w:p>
@@ -3260,16 +3141,6 @@
     </w:p>
     <w:p>
       <w:pPr>
-        <w:spacing w:after="240" w:line="360" w:lineRule="auto"/>
-        <w:jc w:val="both"/>
-      </w:pPr>
-      <w:r>
-        <w:lastRenderedPageBreak/>
-        <w:t>The explanation layer applies SHAP to the fitted model, producing global feature importance rankings and local, per student attributions. In this layer the study tests whether the Knowledge and Attitude aggregates rank as the dominant contributors to prediction, as both the Theory of Planned Behaviour and Protection Motivation Theory would predict, and whether the direction of their contributions is consistent with the theoretical model. This three layer framework distinguishes the present study from prior work that operates exclusively within the measurement layer and enables the theoretical propositions of Ajzen (1991) and Rogers (1975) to be tested indirectly through the structure of the fitted machine learning model.</w:t>
-      </w:r>
-    </w:p>
-    <w:p>
-      <w:pPr>
         <w:keepNext/>
         <w:spacing w:before="320" w:after="80"/>
         <w:jc w:val="center"/>
@@ -3347,7 +3218,7 @@
       <w:r>
         <w:t xml:space="preserve">This chapter has reviewed the literature on cybersecurity awareness and its evolution, the concept of behavioural readiness in students, machine learning and SHAP explainability for prediction, student engagement and outcomes, cost sensitive and instance level learning, learning analytics data quality and survey integrity, and the theoretical frameworks grounding the study. It has presented a structured comparative review of twenty closely related studies published predominantly between 2024 and 2026, documenting in each case what the study contributes and the gap it leaves that the present study addresses. The </w:t>
         <w:lastRenderedPageBreak/>
-        <w:t>chapter has shown that while each component of the proposed pipeline is individually well established in recent literature, no prior study combines a validated KAB instrument, a Knowledge-Attitude asymmetry weighting function, XGBoost with SHAP explainability, and a transparent duplicate de-duplication procedure within a single pipeline applied to a Ghanaian higher education population. This combination, together with the honest reporting of a null-to-negative primary result, constitutes the specific contribution of the study. The theoretical grounding in the Theory of Planned Behaviour and Protection Motivation Theory, and the three layer measurement, prediction and explanation conceptual framework, will be operationalised in the methodology presented in the next chapter.</w:t>
+        <w:t>chapter has shown that while each component of the proposed pipeline is individually well established in recent literature, no prior study combines a validated KAB instrument, a Knowledge-Attitude asymmetry weighting function, XGBoost with SHAP explainability, and a transparent duplicate de-duplication procedure within a single pipeline applied to a Ghanaian higher education population. This combination, together with the honest reporting of a null-to-negative primary result, constitutes the specific contribution of the study.</w:t>
       </w:r>
     </w:p>
     <w:p>
